--- a/_source/sami-doc-inaccessible.docx
+++ b/_source/sami-doc-inaccessible.docx
@@ -275,6 +275,111 @@
             </a:graphic>
           </wp:inline>
         </w:drawing>
+      </w:r>
+    </w:p>
+    <w:p/>
+    <w:p>
+      <w:r>
+        <w:rPr>
+          <w:rFonts w:ascii="Arial" w:hAnsi="Arial"/>
+          <w:b/>
+          <w:color w:val="000091"/>
+          <w:sz w:val="28"/>
+        </w:rPr>
+        <w:t>Organisation du service</w:t>
+      </w:r>
+    </w:p>
+    <w:p>
+      <w:pPr>
+        <w:jc w:val="center"/>
+      </w:pPr>
+      <w:r>
+        <w:drawing>
+          <wp:inline xmlns:a="http://schemas.openxmlformats.org/drawingml/2006/main" xmlns:pic="http://schemas.openxmlformats.org/drawingml/2006/picture">
+            <wp:extent cx="4572000" cy="2689412"/>
+            <wp:docPr id="2" name="Picture 2" descr="image.png"/>
+            <wp:cNvGraphicFramePr>
+              <a:graphicFrameLocks noChangeAspect="1"/>
+            </wp:cNvGraphicFramePr>
+            <a:graphic>
+              <a:graphicData uri="http://schemas.openxmlformats.org/drawingml/2006/picture">
+                <pic:pic>
+                  <pic:nvPicPr>
+                    <pic:cNvPr id="0" name="organigramme.png"/>
+                    <pic:cNvPicPr/>
+                  </pic:nvPicPr>
+                  <pic:blipFill>
+                    <a:blip r:embed="rId11"/>
+                    <a:stretch>
+                      <a:fillRect/>
+                    </a:stretch>
+                  </pic:blipFill>
+                  <pic:spPr>
+                    <a:xfrm>
+                      <a:off x="0" y="0"/>
+                      <a:ext cx="4572000" cy="2689412"/>
+                    </a:xfrm>
+                    <a:prstGeom prst="rect"/>
+                  </pic:spPr>
+                </pic:pic>
+              </a:graphicData>
+            </a:graphic>
+          </wp:inline>
+        </w:drawing>
+      </w:r>
+    </w:p>
+    <w:p/>
+    <w:p>
+      <w:r>
+        <w:rPr>
+          <w:rFonts w:ascii="Arial" w:hAnsi="Arial"/>
+          <w:b/>
+          <w:color w:val="000091"/>
+          <w:sz w:val="28"/>
+        </w:rPr>
+        <w:t>Contact</w:t>
+      </w:r>
+    </w:p>
+    <w:p>
+      <w:r>
+        <w:t xml:space="preserve">Pour toute question, contactez-nous par </w:t>
+      </w:r>
+      <w:r>
+        <w:drawing>
+          <wp:inline xmlns:a="http://schemas.openxmlformats.org/drawingml/2006/main" xmlns:pic="http://schemas.openxmlformats.org/drawingml/2006/picture">
+            <wp:extent cx="164592" cy="164592"/>
+            <wp:docPr id="3" name="Picture 3" descr="E-mail"/>
+            <wp:cNvGraphicFramePr>
+              <a:graphicFrameLocks noChangeAspect="1"/>
+            </wp:cNvGraphicFramePr>
+            <a:graphic>
+              <a:graphicData uri="http://schemas.openxmlformats.org/drawingml/2006/picture">
+                <pic:pic>
+                  <pic:nvPicPr>
+                    <pic:cNvPr id="0" name="icone-enveloppe.png"/>
+                    <pic:cNvPicPr/>
+                  </pic:nvPicPr>
+                  <pic:blipFill>
+                    <a:blip r:embed="rId12"/>
+                    <a:stretch>
+                      <a:fillRect/>
+                    </a:stretch>
+                  </pic:blipFill>
+                  <pic:spPr>
+                    <a:xfrm>
+                      <a:off x="0" y="0"/>
+                      <a:ext cx="164592" cy="164592"/>
+                    </a:xfrm>
+                    <a:prstGeom prst="rect"/>
+                  </pic:spPr>
+                </pic:pic>
+              </a:graphicData>
+            </a:graphic>
+          </wp:inline>
+        </w:drawing>
+      </w:r>
+      <w:r>
+        <w:t xml:space="preserve"> e-mail pour plus d'informations.</w:t>
       </w:r>
     </w:p>
     <w:p/>

--- a/_source/sami-doc-inaccessible.docx
+++ b/_source/sami-doc-inaccessible.docx
@@ -228,6 +228,47 @@
     <w:p/>
     <w:p>
       <w:r>
+        <w:t>Objectifs du trimestre :</w:t>
+      </w:r>
+    </w:p>
+    <w:p>
+      <w:r>
+        <w:t>- Augmenter le trafic de 10 %</w:t>
+      </w:r>
+    </w:p>
+    <w:p>
+      <w:r>
+        <w:t>- Publier 3 articles par semaine</w:t>
+      </w:r>
+    </w:p>
+    <w:p>
+      <w:r>
+        <w:t>- Reduire le taux de rebond sous 40 %</w:t>
+      </w:r>
+    </w:p>
+    <w:p>
+      <w:r>
+        <w:t>Priorites pour le prochain trimestre :</w:t>
+      </w:r>
+    </w:p>
+    <w:p>
+      <w:r>
+        <w:t>1. Refonte de la page d'accueil</w:t>
+      </w:r>
+    </w:p>
+    <w:p>
+      <w:r>
+        <w:t>2. Mise en conformite accessibilite</w:t>
+      </w:r>
+    </w:p>
+    <w:p>
+      <w:r>
+        <w:t>3. Deploiement de la newsletter</w:t>
+      </w:r>
+    </w:p>
+    <w:p/>
+    <w:p>
+      <w:r>
         <w:rPr>
           <w:rFonts w:ascii="Arial" w:hAnsi="Arial"/>
           <w:b/>
@@ -380,6 +421,11 @@
       </w:r>
       <w:r>
         <w:t xml:space="preserve"> e-mail pour plus d'informations.</w:t>
+      </w:r>
+    </w:p>
+    <w:p>
+      <w:r>
+        <w:t>The quarterly report is available upon request. Please contact the communication department for further details.</w:t>
       </w:r>
     </w:p>
     <w:p/>

--- a/_source/sami-doc-inaccessible.docx
+++ b/_source/sami-doc-inaccessible.docx
@@ -226,6 +226,9 @@
       </w:tr>
     </w:tbl>
     <w:p/>
+    <w:p/>
+    <w:p/>
+    <w:p/>
     <w:p>
       <w:r>
         <w:t>Objectifs du trimestre :</w:t>
@@ -437,7 +440,7 @@
           <w:color w:val="000091"/>
           <w:sz w:val="28"/>
         </w:rPr>
-        <w:t>Annexes</w:t>
+        <w:t>ANNEXES</w:t>
       </w:r>
     </w:p>
     <w:p>
@@ -485,6 +488,25 @@
     </w:pPr>
     <w:r>
       <w:t>Direction des affaires juridiques</w:t>
+    </w:r>
+    <w:r>
+      <w:rPr>
+        <w:noProof/>
+      </w:rPr>
+      <w:pict>
+        <v:shapetype id="_x0000_t136" coordsize="21600,21600" o:spt="136" path="m@7,l@8,m@5,21600l@6,21600e">
+          <v:formulas>
+            <v:f eqn="sum #0 0 10800"/>
+          </v:formulas>
+          <v:path textpathok="t"/>
+          <v:textpath on="t" fitshape="t"/>
+          <o:lock v:ext="edit" text="t" shapetype="t"/>
+        </v:shapetype>
+        <v:shape id="WaterMark" o:spid="_x0000_s2049" type="#_x0000_t136" style="position:absolute;margin-left:0;margin-top:0;width:500pt;height:100pt;rotation:315;z-index:-251658752;mso-position-horizontal:center;mso-position-horizontal-relative:margin;mso-position-vertical:center;mso-position-vertical-relative:margin" o:allowincell="f" fillcolor="silver" stroked="f">
+          <v:fill opacity=".5"/>
+          <v:textpath style="font-family:&quot;Arial&quot;;font-size:1pt" string="CONFIDENTIEL"/>
+        </v:shape>
+      </w:pict>
     </w:r>
   </w:p>
 </w:hdr>
@@ -853,6 +875,9 @@
     <w:name w:val="Normal"/>
     <w:qFormat/>
     <w:rsid w:val="00FC693F"/>
+    <w:pPr>
+      <w:jc w:val="both"/>
+    </w:pPr>
     <w:rPr>
       <w:rFonts w:ascii="Arial" w:hAnsi="Arial"/>
       <w:sz w:val="20"/>

--- a/_source/sami-doc-inaccessible.docx
+++ b/_source/sami-doc-inaccessible.docx
@@ -18,6 +18,43 @@
         <w:t>Ce rapport trimestriel présente les résultats de communication numérique de la Direction des affaires juridiques pour le premier trimestre 2025. Il couvre les principaux indicateurs de performance de nos canaux digitaux.</w:t>
       </w:r>
     </w:p>
+    <w:p>
+      <w:r>
+        <w:rPr>
+          <w:rFonts w:ascii="Arial" w:hAnsi="Arial"/>
+          <w:b/>
+          <w:color w:val="000091"/>
+          <w:sz w:val="28"/>
+        </w:rPr>
+        <w:t>Sommaire</w:t>
+      </w:r>
+    </w:p>
+    <w:p>
+      <w:r>
+        <w:t>Résultats du trimestre .............. 2</w:t>
+      </w:r>
+    </w:p>
+    <w:p>
+      <w:r>
+        <w:t>Détail par canal .............. 3</w:t>
+      </w:r>
+    </w:p>
+    <w:p>
+      <w:r>
+        <w:t>Organisation du service .............. 4</w:t>
+      </w:r>
+    </w:p>
+    <w:p>
+      <w:r>
+        <w:t>Contact .............. 5</w:t>
+      </w:r>
+    </w:p>
+    <w:p>
+      <w:r>
+        <w:t>Annexes .............. 5</w:t>
+      </w:r>
+    </w:p>
+    <w:p/>
     <w:p>
       <w:r>
         <w:rPr>
@@ -433,6 +470,179 @@
     </w:p>
     <w:p/>
     <w:p>
+      <w:pPr>
+        <w:jc w:val="center"/>
+      </w:pPr>
+      <w:r>
+        <w:drawing>
+          <wp:inline xmlns:a="http://schemas.openxmlformats.org/drawingml/2006/main" xmlns:pic="http://schemas.openxmlformats.org/drawingml/2006/picture">
+            <wp:extent cx="4114800" cy="1290918"/>
+            <wp:docPr id="4" name="Picture 4"/>
+            <wp:cNvGraphicFramePr>
+              <a:graphicFrameLocks noChangeAspect="1"/>
+            </wp:cNvGraphicFramePr>
+            <a:graphic>
+              <a:graphicData uri="http://schemas.openxmlformats.org/drawingml/2006/picture">
+                <pic:pic>
+                  <pic:nvPicPr>
+                    <pic:cNvPr id="0" name="texte-image.png"/>
+                    <pic:cNvPicPr/>
+                  </pic:nvPicPr>
+                  <pic:blipFill>
+                    <a:blip r:embed="rId13"/>
+                    <a:stretch>
+                      <a:fillRect/>
+                    </a:stretch>
+                  </pic:blipFill>
+                  <pic:spPr>
+                    <a:xfrm>
+                      <a:off x="0" y="0"/>
+                      <a:ext cx="4114800" cy="1290918"/>
+                    </a:xfrm>
+                    <a:prstGeom prst="rect"/>
+                  </pic:spPr>
+                </pic:pic>
+              </a:graphicData>
+            </a:graphic>
+          </wp:inline>
+        </w:drawing>
+      </w:r>
+    </w:p>
+    <w:p/>
+    <w:p>
+      <w:r>
+        <w:rPr>
+          <w:rFonts w:ascii="Arial" w:hAnsi="Arial"/>
+          <w:b/>
+          <w:color w:val="000091"/>
+          <w:sz w:val="24"/>
+        </w:rPr>
+        <w:t>Répartition par service</w:t>
+      </w:r>
+    </w:p>
+    <w:tbl>
+      <w:tblPr>
+        <w:tblW w:type="auto" w:w="0"/>
+        <w:jc w:val="center"/>
+        <w:tblLook w:firstColumn="1" w:firstRow="1" w:lastColumn="0" w:lastRow="0" w:noHBand="0" w:noVBand="1" w:val="04A0"/>
+      </w:tblPr>
+      <w:tblGrid>
+        <w:gridCol w:w="2880"/>
+        <w:gridCol w:w="2880"/>
+        <w:gridCol w:w="2880"/>
+      </w:tblGrid>
+      <w:tr>
+        <w:tc>
+          <w:tcPr>
+            <w:tcW w:type="dxa" w:w="8640"/>
+            <w:gridSpan w:val="3"/>
+          </w:tcPr>
+          <w:p>
+            <w:r>
+              <w:t>Direction des affaires juridiques</w:t>
+            </w:r>
+          </w:p>
+        </w:tc>
+      </w:tr>
+      <w:tr>
+        <w:tc>
+          <w:tcPr>
+            <w:tcW w:type="dxa" w:w="2880"/>
+          </w:tcPr>
+          <w:p>
+            <w:r>
+              <w:t>Service</w:t>
+            </w:r>
+          </w:p>
+        </w:tc>
+        <w:tc>
+          <w:tcPr>
+            <w:tcW w:type="dxa" w:w="2880"/>
+          </w:tcPr>
+          <w:p>
+            <w:r>
+              <w:t>Effectif</w:t>
+            </w:r>
+          </w:p>
+        </w:tc>
+        <w:tc>
+          <w:tcPr>
+            <w:tcW w:type="dxa" w:w="2880"/>
+          </w:tcPr>
+          <w:p>
+            <w:r>
+              <w:t>Budget</w:t>
+            </w:r>
+          </w:p>
+        </w:tc>
+      </w:tr>
+      <w:tr>
+        <w:tc>
+          <w:tcPr>
+            <w:tcW w:type="dxa" w:w="2880"/>
+          </w:tcPr>
+          <w:p>
+            <w:r>
+              <w:t>Communication</w:t>
+            </w:r>
+          </w:p>
+        </w:tc>
+        <w:tc>
+          <w:tcPr>
+            <w:tcW w:type="dxa" w:w="2880"/>
+          </w:tcPr>
+          <w:p>
+            <w:r>
+              <w:t>12</w:t>
+            </w:r>
+          </w:p>
+        </w:tc>
+        <w:tc>
+          <w:tcPr>
+            <w:tcW w:type="dxa" w:w="2880"/>
+          </w:tcPr>
+          <w:p>
+            <w:r>
+              <w:t>45 000</w:t>
+            </w:r>
+          </w:p>
+        </w:tc>
+      </w:tr>
+      <w:tr>
+        <w:tc>
+          <w:tcPr>
+            <w:tcW w:type="dxa" w:w="2880"/>
+          </w:tcPr>
+          <w:p>
+            <w:r>
+              <w:t>Juridique</w:t>
+            </w:r>
+          </w:p>
+        </w:tc>
+        <w:tc>
+          <w:tcPr>
+            <w:tcW w:type="dxa" w:w="2880"/>
+          </w:tcPr>
+          <w:p>
+            <w:r>
+              <w:t>28</w:t>
+            </w:r>
+          </w:p>
+        </w:tc>
+        <w:tc>
+          <w:tcPr>
+            <w:tcW w:type="dxa" w:w="2880"/>
+          </w:tcPr>
+          <w:p>
+            <w:r>
+              <w:t>120 000</w:t>
+            </w:r>
+          </w:p>
+        </w:tc>
+      </w:tr>
+    </w:tbl>
+    <w:p/>
+    <w:p>
       <w:r>
         <w:rPr>
           <w:rFonts w:ascii="Arial" w:hAnsi="Arial"/>

--- a/_source/sami-doc-inaccessible.docx
+++ b/_source/sami-doc-inaccessible.docx
@@ -657,13 +657,15 @@
       <w:r>
         <w:t xml:space="preserve">Pour accéder aux annexes, </w:t>
       </w:r>
-      <w:r>
-        <w:rPr>
-          <w:color w:val="0000FF"/>
-          <w:u w:val="single"/>
-        </w:rPr>
-        <w:t>cliquez ici</w:t>
-      </w:r>
+      <w:hyperlink r:id="rId14">
+        <w:r>
+          <w:rPr>
+            <w:color w:val="0000FF"/>
+            <w:u w:val="single"/>
+          </w:rPr>
+          <w:t>cliquez ici</w:t>
+        </w:r>
+      </w:hyperlink>
       <w:r>
         <w:t>.</w:t>
       </w:r>

--- a/_source/sami-doc-inaccessible.docx
+++ b/_source/sami-doc-inaccessible.docx
@@ -272,18 +272,45 @@
       </w:r>
     </w:p>
     <w:p>
+      <w:pPr>
+        <w:ind w:left="504" w:hanging="259"/>
+      </w:pPr>
       <w:r>
-        <w:t>- Augmenter le trafic de 10 %</w:t>
+        <w:rPr>
+          <w:rFonts w:ascii="Arial" w:hAnsi="Arial"/>
+          <w:sz w:val="22"/>
+        </w:rPr>
+        <w:t>•</w:t>
+        <w:tab/>
+        <w:t>Augmenter le trafic de 10 %</w:t>
       </w:r>
     </w:p>
     <w:p>
+      <w:pPr>
+        <w:ind w:left="504" w:hanging="259"/>
+      </w:pPr>
       <w:r>
-        <w:t>- Publier 3 articles par semaine</w:t>
+        <w:rPr>
+          <w:rFonts w:ascii="Arial" w:hAnsi="Arial"/>
+          <w:sz w:val="22"/>
+        </w:rPr>
+        <w:t>•</w:t>
+        <w:tab/>
+        <w:t>Publier 3 articles par semaine</w:t>
       </w:r>
     </w:p>
     <w:p>
+      <w:pPr>
+        <w:ind w:left="504" w:hanging="259"/>
+      </w:pPr>
       <w:r>
-        <w:t>- Reduire le taux de rebond sous 40 %</w:t>
+        <w:rPr>
+          <w:rFonts w:ascii="Arial" w:hAnsi="Arial"/>
+          <w:sz w:val="22"/>
+        </w:rPr>
+        <w:t>•</w:t>
+        <w:tab/>
+        <w:t>Reduire le taux de rebond sous 40 %</w:t>
       </w:r>
     </w:p>
     <w:p>
@@ -292,18 +319,45 @@
       </w:r>
     </w:p>
     <w:p>
+      <w:pPr>
+        <w:ind w:left="504" w:hanging="259"/>
+      </w:pPr>
       <w:r>
-        <w:t>1. Refonte de la page d'accueil</w:t>
+        <w:rPr>
+          <w:rFonts w:ascii="Arial" w:hAnsi="Arial"/>
+          <w:sz w:val="22"/>
+        </w:rPr>
+        <w:t>1.</w:t>
+        <w:tab/>
+        <w:t>Refonte de la page d'accueil</w:t>
       </w:r>
     </w:p>
     <w:p>
+      <w:pPr>
+        <w:ind w:left="504" w:hanging="259"/>
+      </w:pPr>
       <w:r>
-        <w:t>2. Mise en conformite accessibilite</w:t>
+        <w:rPr>
+          <w:rFonts w:ascii="Arial" w:hAnsi="Arial"/>
+          <w:sz w:val="22"/>
+        </w:rPr>
+        <w:t>2.</w:t>
+        <w:tab/>
+        <w:t>Mise en conformite accessibilite</w:t>
       </w:r>
     </w:p>
     <w:p>
+      <w:pPr>
+        <w:ind w:left="504" w:hanging="259"/>
+      </w:pPr>
       <w:r>
-        <w:t>3. Deploiement de la newsletter</w:t>
+        <w:rPr>
+          <w:rFonts w:ascii="Arial" w:hAnsi="Arial"/>
+          <w:sz w:val="22"/>
+        </w:rPr>
+        <w:t>3.</w:t>
+        <w:tab/>
+        <w:t>Deploiement de la newsletter</w:t>
       </w:r>
     </w:p>
     <w:p/>
@@ -339,7 +393,7 @@
                     <pic:cNvPicPr/>
                   </pic:nvPicPr>
                   <pic:blipFill>
-                    <a:blip r:embed="rId10"/>
+                    <a:blip r:embed="rId11"/>
                     <a:stretch>
                       <a:fillRect/>
                     </a:stretch>
@@ -390,7 +444,7 @@
                     <pic:cNvPicPr/>
                   </pic:nvPicPr>
                   <pic:blipFill>
-                    <a:blip r:embed="rId11"/>
+                    <a:blip r:embed="rId12"/>
                     <a:stretch>
                       <a:fillRect/>
                     </a:stretch>
@@ -441,7 +495,7 @@
                     <pic:cNvPicPr/>
                   </pic:nvPicPr>
                   <pic:blipFill>
-                    <a:blip r:embed="rId12"/>
+                    <a:blip r:embed="rId13"/>
                     <a:stretch>
                       <a:fillRect/>
                     </a:stretch>
@@ -489,7 +543,7 @@
                     <pic:cNvPicPr/>
                   </pic:nvPicPr>
                   <pic:blipFill>
-                    <a:blip r:embed="rId13"/>
+                    <a:blip r:embed="rId14"/>
                     <a:stretch>
                       <a:fillRect/>
                     </a:stretch>
@@ -522,6 +576,7 @@
     </w:p>
     <w:tbl>
       <w:tblPr>
+        <w:tblStyle w:val="TableGrid"/>
         <w:tblW w:type="auto" w:w="0"/>
         <w:jc w:val="center"/>
         <w:tblLook w:firstColumn="1" w:firstRow="1" w:lastColumn="0" w:lastRow="0" w:noHBand="0" w:noVBand="1" w:val="04A0"/>
@@ -539,6 +594,11 @@
           </w:tcPr>
           <w:p>
             <w:r>
+              <w:rPr>
+                <w:rFonts w:ascii="Arial" w:hAnsi="Arial"/>
+                <w:b/>
+                <w:sz w:val="20"/>
+              </w:rPr>
               <w:t>Direction des affaires juridiques</w:t>
             </w:r>
           </w:p>
@@ -551,6 +611,11 @@
           </w:tcPr>
           <w:p>
             <w:r>
+              <w:rPr>
+                <w:rFonts w:ascii="Arial" w:hAnsi="Arial"/>
+                <w:b/>
+                <w:sz w:val="20"/>
+              </w:rPr>
               <w:t>Service</w:t>
             </w:r>
           </w:p>
@@ -561,6 +626,11 @@
           </w:tcPr>
           <w:p>
             <w:r>
+              <w:rPr>
+                <w:rFonts w:ascii="Arial" w:hAnsi="Arial"/>
+                <w:b/>
+                <w:sz w:val="20"/>
+              </w:rPr>
               <w:t>Effectif</w:t>
             </w:r>
           </w:p>
@@ -571,6 +641,11 @@
           </w:tcPr>
           <w:p>
             <w:r>
+              <w:rPr>
+                <w:rFonts w:ascii="Arial" w:hAnsi="Arial"/>
+                <w:b/>
+                <w:sz w:val="20"/>
+              </w:rPr>
               <w:t>Budget</w:t>
             </w:r>
           </w:p>
@@ -583,6 +658,10 @@
           </w:tcPr>
           <w:p>
             <w:r>
+              <w:rPr>
+                <w:rFonts w:ascii="Arial" w:hAnsi="Arial"/>
+                <w:sz w:val="20"/>
+              </w:rPr>
               <w:t>Communication</w:t>
             </w:r>
           </w:p>
@@ -593,6 +672,10 @@
           </w:tcPr>
           <w:p>
             <w:r>
+              <w:rPr>
+                <w:rFonts w:ascii="Arial" w:hAnsi="Arial"/>
+                <w:sz w:val="20"/>
+              </w:rPr>
               <w:t>12</w:t>
             </w:r>
           </w:p>
@@ -603,6 +686,10 @@
           </w:tcPr>
           <w:p>
             <w:r>
+              <w:rPr>
+                <w:rFonts w:ascii="Arial" w:hAnsi="Arial"/>
+                <w:sz w:val="20"/>
+              </w:rPr>
               <w:t>45 000</w:t>
             </w:r>
           </w:p>
@@ -615,6 +702,10 @@
           </w:tcPr>
           <w:p>
             <w:r>
+              <w:rPr>
+                <w:rFonts w:ascii="Arial" w:hAnsi="Arial"/>
+                <w:sz w:val="20"/>
+              </w:rPr>
               <w:t>Juridique</w:t>
             </w:r>
           </w:p>
@@ -625,6 +716,10 @@
           </w:tcPr>
           <w:p>
             <w:r>
+              <w:rPr>
+                <w:rFonts w:ascii="Arial" w:hAnsi="Arial"/>
+                <w:sz w:val="20"/>
+              </w:rPr>
               <w:t>28</w:t>
             </w:r>
           </w:p>
@@ -635,6 +730,10 @@
           </w:tcPr>
           <w:p>
             <w:r>
+              <w:rPr>
+                <w:rFonts w:ascii="Arial" w:hAnsi="Arial"/>
+                <w:sz w:val="20"/>
+              </w:rPr>
               <w:t>120 000</w:t>
             </w:r>
           </w:p>
@@ -657,7 +756,7 @@
       <w:r>
         <w:t xml:space="preserve">Pour accéder aux annexes, </w:t>
       </w:r>
-      <w:hyperlink r:id="rId14">
+      <w:hyperlink r:id="rId15">
         <w:r>
           <w:rPr>
             <w:color w:val="0000FF"/>
@@ -682,6 +781,7 @@
     </w:p>
     <w:sectPr>
       <w:headerReference w:type="default" r:id="rId9"/>
+      <w:footerReference w:type="default" r:id="rId10"/>
       <w:pgSz w:w="12240" w:h="15840"/>
       <w:pgMar w:top="1440" w:right="1800" w:bottom="1440" w:left="1800" w:header="720" w:footer="720" w:gutter="0"/>
       <w:cols w:space="720"/>
@@ -691,6 +791,129 @@
 </w:document>
 </file>
 
+<file path=word/footer1.xml><?xml version="1.0" encoding="utf-8"?>
+<w:ftr xmlns:m="http://schemas.openxmlformats.org/officeDocument/2006/math" xmlns:mc="http://schemas.openxmlformats.org/markup-compatibility/2006" xmlns:mo="http://schemas.microsoft.com/office/mac/office/2008/main" xmlns:mv="urn:schemas-microsoft-com:mac:vml" xmlns:o="urn:schemas-microsoft-com:office:office" xmlns:r="http://schemas.openxmlformats.org/officeDocument/2006/relationships" xmlns:v="urn:schemas-microsoft-com:vml" xmlns:w10="urn:schemas-microsoft-com:office:word" xmlns:w14="http://schemas.microsoft.com/office/word/2010/wordml" xmlns:w="http://schemas.openxmlformats.org/wordprocessingml/2006/main" xmlns:wne="http://schemas.microsoft.com/office/word/2006/wordml" xmlns:wp14="http://schemas.microsoft.com/office/word/2010/wordprocessingDrawing" xmlns:wp="http://schemas.openxmlformats.org/drawingml/2006/wordprocessingDrawing" xmlns:wpc="http://schemas.microsoft.com/office/word/2010/wordprocessingCanvas" xmlns:wpg="http://schemas.microsoft.com/office/word/2010/wordprocessingGroup" xmlns:wpi="http://schemas.microsoft.com/office/word/2010/wordprocessingInk" xmlns:wps="http://schemas.microsoft.com/office/word/2010/wordprocessingShape" mc:Ignorable="w14 wp14">
+  <w:p>
+    <w:pPr>
+      <w:pStyle w:val="Footer"/>
+      <w:jc w:val="center"/>
+    </w:pPr>
+    <w:r>
+      <w:rPr>
+        <w:rFonts w:ascii="Arial" w:hAnsi="Arial"/>
+        <w:color w:val="000000"/>
+        <w:sz w:val="18"/>
+      </w:rPr>
+      <w:t>Rapport trimestriel - Bilan T1 2025</w:t>
+    </w:r>
+    <w:r>
+      <w:rPr>
+        <w:rFonts w:ascii="Arial" w:hAnsi="Arial"/>
+        <w:color w:val="000000"/>
+        <w:sz w:val="18"/>
+      </w:rPr>
+      <w:t xml:space="preserve"> - </w:t>
+    </w:r>
+    <w:r>
+      <w:rPr>
+        <w:rFonts w:ascii="Arial" w:hAnsi="Arial"/>
+        <w:color w:val="000000"/>
+        <w:sz w:val="18"/>
+      </w:rPr>
+      <w:t xml:space="preserve">Page </w:t>
+    </w:r>
+    <w:r>
+      <w:rPr>
+        <w:rFonts w:ascii="Arial" w:hAnsi="Arial"/>
+        <w:color w:val="000000"/>
+        <w:sz w:val="18"/>
+      </w:rPr>
+      <w:fldChar w:fldCharType="begin"/>
+    </w:r>
+    <w:r>
+      <w:rPr>
+        <w:rFonts w:ascii="Arial" w:hAnsi="Arial"/>
+        <w:color w:val="000000"/>
+        <w:sz w:val="18"/>
+      </w:rPr>
+      <w:instrText xml:space="preserve"> PAGE </w:instrText>
+    </w:r>
+    <w:r>
+      <w:rPr>
+        <w:rFonts w:ascii="Arial" w:hAnsi="Arial"/>
+        <w:color w:val="000000"/>
+        <w:sz w:val="18"/>
+      </w:rPr>
+      <w:fldChar w:fldCharType="separate"/>
+    </w:r>
+    <w:r>
+      <w:rPr>
+        <w:rFonts w:ascii="Arial" w:hAnsi="Arial"/>
+        <w:color w:val="000000"/>
+        <w:sz w:val="18"/>
+      </w:rPr>
+      <w:t>1</w:t>
+    </w:r>
+    <w:r>
+      <w:rPr>
+        <w:rFonts w:ascii="Arial" w:hAnsi="Arial"/>
+        <w:color w:val="000000"/>
+        <w:sz w:val="18"/>
+      </w:rPr>
+      <w:fldChar w:fldCharType="end"/>
+    </w:r>
+    <w:r>
+      <w:rPr>
+        <w:rFonts w:ascii="Arial" w:hAnsi="Arial"/>
+        <w:color w:val="000000"/>
+        <w:sz w:val="18"/>
+      </w:rPr>
+      <w:t xml:space="preserve"> / </w:t>
+    </w:r>
+    <w:r>
+      <w:rPr>
+        <w:rFonts w:ascii="Arial" w:hAnsi="Arial"/>
+        <w:color w:val="000000"/>
+        <w:sz w:val="18"/>
+      </w:rPr>
+      <w:fldChar w:fldCharType="begin"/>
+    </w:r>
+    <w:r>
+      <w:rPr>
+        <w:rFonts w:ascii="Arial" w:hAnsi="Arial"/>
+        <w:color w:val="000000"/>
+        <w:sz w:val="18"/>
+      </w:rPr>
+      <w:instrText xml:space="preserve"> NUMPAGES </w:instrText>
+    </w:r>
+    <w:r>
+      <w:rPr>
+        <w:rFonts w:ascii="Arial" w:hAnsi="Arial"/>
+        <w:color w:val="000000"/>
+        <w:sz w:val="18"/>
+      </w:rPr>
+      <w:fldChar w:fldCharType="separate"/>
+    </w:r>
+    <w:r>
+      <w:rPr>
+        <w:rFonts w:ascii="Arial" w:hAnsi="Arial"/>
+        <w:color w:val="000000"/>
+        <w:sz w:val="18"/>
+      </w:rPr>
+      <w:t>1</w:t>
+    </w:r>
+    <w:r>
+      <w:rPr>
+        <w:rFonts w:ascii="Arial" w:hAnsi="Arial"/>
+        <w:color w:val="000000"/>
+        <w:sz w:val="18"/>
+      </w:rPr>
+      <w:fldChar w:fldCharType="end"/>
+    </w:r>
+  </w:p>
+</w:ftr>
+</file>
+
 <file path=word/header1.xml><?xml version="1.0" encoding="utf-8"?>
 <w:hdr xmlns:m="http://schemas.openxmlformats.org/officeDocument/2006/math" xmlns:mc="http://schemas.openxmlformats.org/markup-compatibility/2006" xmlns:mo="http://schemas.microsoft.com/office/mac/office/2008/main" xmlns:mv="urn:schemas-microsoft-com:mac:vml" xmlns:o="urn:schemas-microsoft-com:office:office" xmlns:r="http://schemas.openxmlformats.org/officeDocument/2006/relationships" xmlns:v="urn:schemas-microsoft-com:vml" xmlns:w10="urn:schemas-microsoft-com:office:word" xmlns:w14="http://schemas.microsoft.com/office/word/2010/wordml" xmlns:w="http://schemas.openxmlformats.org/wordprocessingml/2006/main" xmlns:wne="http://schemas.microsoft.com/office/word/2006/wordml" xmlns:wp14="http://schemas.microsoft.com/office/word/2010/wordprocessingDrawing" xmlns:wp="http://schemas.openxmlformats.org/drawingml/2006/wordprocessingDrawing" xmlns:wpc="http://schemas.microsoft.com/office/word/2010/wordprocessingCanvas" xmlns:wpg="http://schemas.microsoft.com/office/word/2010/wordprocessingGroup" xmlns:wpi="http://schemas.microsoft.com/office/word/2010/wordprocessingInk" xmlns:wps="http://schemas.microsoft.com/office/word/2010/wordprocessingShape" mc:Ignorable="w14 wp14">
   <w:p>
@@ -699,7 +922,12 @@
       <w:jc w:val="right"/>
     </w:pPr>
     <w:r>
-      <w:t>Direction des affaires juridiques</w:t>
+      <w:rPr>
+        <w:rFonts w:ascii="Arial" w:hAnsi="Arial"/>
+        <w:color w:val="000000"/>
+        <w:sz w:val="18"/>
+      </w:rPr>
+      <w:t>Direction des affaires juridiques - Rapport trimestriel T1 2025</w:t>
     </w:r>
     <w:r>
       <w:rPr>

--- a/_source/sami-doc-inaccessible.docx
+++ b/_source/sami-doc-inaccessible.docx
@@ -310,12 +310,12 @@
         </w:rPr>
         <w:t>•</w:t>
         <w:tab/>
-        <w:t>Reduire le taux de rebond sous 40 %</w:t>
+        <w:t>Réduire le taux de rebond sous 40 %</w:t>
       </w:r>
     </w:p>
     <w:p>
       <w:r>
-        <w:t>Priorites pour le prochain trimestre :</w:t>
+        <w:t>Priorités pour le prochain trimestre :</w:t>
       </w:r>
     </w:p>
     <w:p>
@@ -343,7 +343,7 @@
         </w:rPr>
         <w:t>2.</w:t>
         <w:tab/>
-        <w:t>Mise en conformite accessibilite</w:t>
+        <w:t>Mise en conformité accessibilité</w:t>
       </w:r>
     </w:p>
     <w:p>
@@ -357,7 +357,7 @@
         </w:rPr>
         <w:t>3.</w:t>
         <w:tab/>
-        <w:t>Deploiement de la newsletter</w:t>
+        <w:t>Déploiement de la newsletter</w:t>
       </w:r>
     </w:p>
     <w:p/>
